--- a/Fase 2/Documentos/02_Sprint_Backlog_y_Tablero.docx
+++ b/Fase 2/Documentos/02_Sprint_Backlog_y_Tablero.docx
@@ -7,6 +7,9 @@
         <w:pStyle w:val="Title"/>
       </w:pPr>
       <w:r>
+        <w:rPr>
+          <w:color w:val="000000"/>
+        </w:rPr>
         <w:t>Sprint backlog y tablero de trabajo</w:t>
       </w:r>
     </w:p>
@@ -20,7 +23,7 @@
           <w:color w:val="315B78"/>
           <w:sz w:val="22"/>
         </w:rPr>
-        <w:t>Plan de ejecución incremental para Fase 2</w:t>
+        <w:t>Planificación por sprints y estado de las evidencias</w:t>
       </w:r>
     </w:p>
     <w:tbl>
@@ -28,12 +31,23 @@
         <w:tblStyle w:val="TableGrid"/>
         <w:tblW w:type="auto" w:w="0"/>
         <w:tblLook w:firstColumn="1" w:firstRow="1" w:lastColumn="0" w:lastRow="0" w:noHBand="0" w:noVBand="1" w:val="04A0"/>
+        <w:tblBorders>
+          <w:top w:val="single" w:sz="4" w:color="D9D9D9"/>
+          <w:left w:val="single" w:sz="4" w:color="D9D9D9"/>
+          <w:bottom w:val="single" w:sz="4" w:color="D9D9D9"/>
+          <w:right w:val="single" w:sz="4" w:color="D9D9D9"/>
+          <w:insideH w:val="single" w:sz="4" w:color="D9D9D9"/>
+          <w:insideV w:val="single" w:sz="4" w:color="D9D9D9"/>
+        </w:tblBorders>
       </w:tblPr>
       <w:tblGrid>
         <w:gridCol w:w="5040"/>
         <w:gridCol w:w="5040"/>
       </w:tblGrid>
       <w:tr>
+        <w:trPr>
+          <w:tblHeader/>
+        </w:trPr>
         <w:tc>
           <w:tcPr>
             <w:tcW w:type="dxa" w:w="4896"/>
@@ -49,6 +63,8 @@
           </w:tcPr>
           <w:p>
             <w:pPr>
+              <w:keepNext w:val="0"/>
+              <w:keepLines w:val="0"/>
               <w:spacing w:after="40" w:before="40"/>
             </w:pPr>
             <w:r/>
@@ -77,6 +93,8 @@
           </w:tcPr>
           <w:p>
             <w:pPr>
+              <w:keepNext w:val="0"/>
+              <w:keepLines w:val="0"/>
               <w:spacing w:after="40" w:before="40"/>
             </w:pPr>
             <w:r/>
@@ -91,6 +109,7 @@
         </w:tc>
       </w:tr>
       <w:tr>
+        <w:trPr/>
         <w:tc>
           <w:tcPr>
             <w:tcW w:type="dxa" w:w="4896"/>
@@ -106,16 +125,12 @@
           </w:tcPr>
           <w:p>
             <w:pPr>
+              <w:keepNext w:val="0"/>
+              <w:keepLines w:val="0"/>
               <w:spacing w:after="40" w:before="40"/>
             </w:pPr>
-            <w:r/>
             <w:r>
-              <w:rPr>
-                <w:b/>
-                <w:color w:val="16382F"/>
-                <w:sz w:val="18"/>
-              </w:rPr>
-              <w:t>Fecha</w:t>
+              <w:t>Actualización documental</w:t>
             </w:r>
           </w:p>
         </w:tc>
@@ -134,15 +149,12 @@
           </w:tcPr>
           <w:p>
             <w:pPr>
+              <w:keepNext w:val="0"/>
+              <w:keepLines w:val="0"/>
               <w:spacing w:after="40" w:before="40"/>
             </w:pPr>
-            <w:r/>
             <w:r>
-              <w:rPr>
-                <w:b w:val="0"/>
-                <w:sz w:val="18"/>
-              </w:rPr>
-              <w:t>4 de octubre de 2026</w:t>
+              <w:t>20 de octubre de 2026</w:t>
             </w:r>
           </w:p>
         </w:tc>
@@ -154,7 +166,7 @@
         <w:spacing w:after="120"/>
       </w:pPr>
       <w:r>
-        <w:t>El tablero organiza el Product Backlog existente en entregas pequeñas y verificables. Cada tarjeta debe tener un responsable, una condición de aceptación y un estado visible: Pendiente, En curso, En revisión o Terminado.</w:t>
+        <w:t>El tablero conserva la planificación de 11 sprints y distingue trabajo verificado, código disponible y capacidades sin validación externa. Los estados se sustentan en el repositorio y sus reportes, no en reuniones de sprint no documentadas.</w:t>
       </w:r>
     </w:p>
     <w:p>
@@ -162,7 +174,10 @@
         <w:pStyle w:val="Heading1"/>
       </w:pPr>
       <w:r>
-        <w:t>1 Tablero inicial</w:t>
+        <w:rPr>
+          <w:color w:val="000000"/>
+        </w:rPr>
+        <w:t>1 Estado del trabajo al 20 de octubre de 2026</w:t>
       </w:r>
     </w:p>
     <w:tbl>
@@ -170,6 +185,14 @@
         <w:tblStyle w:val="TableGrid"/>
         <w:tblW w:type="auto" w:w="0"/>
         <w:tblLook w:firstColumn="1" w:firstRow="1" w:lastColumn="0" w:lastRow="0" w:noHBand="0" w:noVBand="1" w:val="04A0"/>
+        <w:tblBorders>
+          <w:top w:val="single" w:sz="4" w:color="D9D9D9"/>
+          <w:left w:val="single" w:sz="4" w:color="D9D9D9"/>
+          <w:bottom w:val="single" w:sz="4" w:color="D9D9D9"/>
+          <w:right w:val="single" w:sz="4" w:color="D9D9D9"/>
+          <w:insideH w:val="single" w:sz="4" w:color="D9D9D9"/>
+          <w:insideV w:val="single" w:sz="4" w:color="D9D9D9"/>
+        </w:tblBorders>
       </w:tblPr>
       <w:tblGrid>
         <w:gridCol w:w="2520"/>
@@ -178,6 +201,9 @@
         <w:gridCol w:w="2520"/>
       </w:tblGrid>
       <w:tr>
+        <w:trPr>
+          <w:tblHeader/>
+        </w:trPr>
         <w:tc>
           <w:tcPr>
             <w:tcW w:type="dxa" w:w="2448"/>
@@ -194,16 +220,12 @@
           </w:tcPr>
           <w:p>
             <w:pPr>
+              <w:keepNext w:val="0"/>
+              <w:keepLines w:val="0"/>
               <w:spacing w:after="40" w:before="40"/>
             </w:pPr>
-            <w:r/>
             <w:r>
-              <w:rPr>
-                <w:b/>
-                <w:color w:val="FFFFFF"/>
-                <w:sz w:val="17"/>
-              </w:rPr>
-              <w:t>Pendiente</w:t>
+              <w:t>Verificado técnicamente</w:t>
             </w:r>
           </w:p>
         </w:tc>
@@ -223,16 +245,12 @@
           </w:tcPr>
           <w:p>
             <w:pPr>
+              <w:keepNext w:val="0"/>
+              <w:keepLines w:val="0"/>
               <w:spacing w:after="40" w:before="40"/>
             </w:pPr>
-            <w:r/>
             <w:r>
-              <w:rPr>
-                <w:b/>
-                <w:color w:val="FFFFFF"/>
-                <w:sz w:val="17"/>
-              </w:rPr>
-              <w:t>En curso</w:t>
+              <w:t>Código disponible</w:t>
             </w:r>
           </w:p>
         </w:tc>
@@ -252,16 +270,12 @@
           </w:tcPr>
           <w:p>
             <w:pPr>
+              <w:keepNext w:val="0"/>
+              <w:keepLines w:val="0"/>
               <w:spacing w:after="40" w:before="40"/>
             </w:pPr>
-            <w:r/>
             <w:r>
-              <w:rPr>
-                <w:b/>
-                <w:color w:val="FFFFFF"/>
-                <w:sz w:val="17"/>
-              </w:rPr>
-              <w:t>En revisión</w:t>
+              <w:t>Diseño por implementar</w:t>
             </w:r>
           </w:p>
         </w:tc>
@@ -281,21 +295,18 @@
           </w:tcPr>
           <w:p>
             <w:pPr>
+              <w:keepNext w:val="0"/>
+              <w:keepLines w:val="0"/>
               <w:spacing w:after="40" w:before="40"/>
             </w:pPr>
-            <w:r/>
             <w:r>
-              <w:rPr>
-                <w:b/>
-                <w:color w:val="FFFFFF"/>
-                <w:sz w:val="17"/>
-              </w:rPr>
-              <w:t>Terminado</w:t>
+              <w:t>Validación externa</w:t>
             </w:r>
           </w:p>
         </w:tc>
       </w:tr>
       <w:tr>
+        <w:trPr/>
         <w:tc>
           <w:tcPr>
             <w:tcW w:type="dxa" w:w="2448"/>
@@ -311,15 +322,12 @@
           </w:tcPr>
           <w:p>
             <w:pPr>
+              <w:keepNext w:val="0"/>
+              <w:keepLines w:val="0"/>
               <w:spacing w:after="40" w:before="40"/>
             </w:pPr>
-            <w:r/>
             <w:r>
-              <w:rPr>
-                <w:b w:val="0"/>
-                <w:sz w:val="17"/>
-              </w:rPr>
-              <w:t>Integración WhatsApp</w:t>
+              <w:t>Panel, agenda y visor web de croquis</w:t>
             </w:r>
           </w:p>
         </w:tc>
@@ -338,15 +346,12 @@
           </w:tcPr>
           <w:p>
             <w:pPr>
+              <w:keepNext w:val="0"/>
+              <w:keepLines w:val="0"/>
               <w:spacing w:after="40" w:before="40"/>
             </w:pPr>
-            <w:r/>
             <w:r>
-              <w:rPr>
-                <w:b w:val="0"/>
-                <w:sz w:val="17"/>
-              </w:rPr>
-              <w:t>Panel web</w:t>
+              <w:t>Backend y despliegue Docker</w:t>
             </w:r>
           </w:p>
         </w:tc>
@@ -365,15 +370,12 @@
           </w:tcPr>
           <w:p>
             <w:pPr>
+              <w:keepNext w:val="0"/>
+              <w:keepLines w:val="0"/>
               <w:spacing w:after="40" w:before="40"/>
             </w:pPr>
-            <w:r/>
             <w:r>
-              <w:rPr>
-                <w:b w:val="0"/>
-                <w:sz w:val="17"/>
-              </w:rPr>
-              <w:t>Modelo de datos</w:t>
+              <w:t>Generación de croquis por IA</w:t>
             </w:r>
           </w:p>
         </w:tc>
@@ -392,20 +394,18 @@
           </w:tcPr>
           <w:p>
             <w:pPr>
+              <w:keepNext w:val="0"/>
+              <w:keepLines w:val="0"/>
               <w:spacing w:after="40" w:before="40"/>
             </w:pPr>
-            <w:r/>
             <w:r>
-              <w:rPr>
-                <w:b w:val="0"/>
-                <w:sz w:val="17"/>
-              </w:rPr>
-              <w:t>Estructura del backend</w:t>
+              <w:t>Acta de Rodrigo Quiroga</w:t>
             </w:r>
           </w:p>
         </w:tc>
       </w:tr>
       <w:tr>
+        <w:trPr/>
         <w:tc>
           <w:tcPr>
             <w:tcW w:type="dxa" w:w="2448"/>
@@ -422,15 +422,12 @@
           </w:tcPr>
           <w:p>
             <w:pPr>
+              <w:keepNext w:val="0"/>
+              <w:keepLines w:val="0"/>
               <w:spacing w:after="40" w:before="40"/>
             </w:pPr>
-            <w:r/>
             <w:r>
-              <w:rPr>
-                <w:b w:val="0"/>
-                <w:sz w:val="17"/>
-              </w:rPr>
-              <w:t>Pruebas de seguridad</w:t>
+              <w:t>Clientes sin coordenadas</w:t>
             </w:r>
           </w:p>
         </w:tc>
@@ -450,15 +447,12 @@
           </w:tcPr>
           <w:p>
             <w:pPr>
+              <w:keepNext w:val="0"/>
+              <w:keepLines w:val="0"/>
               <w:spacing w:after="40" w:before="40"/>
             </w:pPr>
-            <w:r/>
             <w:r>
-              <w:rPr>
-                <w:b w:val="0"/>
-                <w:sz w:val="17"/>
-              </w:rPr>
-              <w:t>Agenda</w:t>
+              <w:t>App móvil y croquis en terreno con fotos</w:t>
             </w:r>
           </w:p>
         </w:tc>
@@ -478,15 +472,12 @@
           </w:tcPr>
           <w:p>
             <w:pPr>
+              <w:keepNext w:val="0"/>
+              <w:keepLines w:val="0"/>
               <w:spacing w:after="40" w:before="40"/>
             </w:pPr>
-            <w:r/>
             <w:r>
-              <w:rPr>
-                <w:b w:val="0"/>
-                <w:sz w:val="17"/>
-              </w:rPr>
-              <w:t>API de visitas</w:t>
+              <w:t>Geocodificación de dirección</w:t>
             </w:r>
           </w:p>
         </w:tc>
@@ -506,20 +497,18 @@
           </w:tcPr>
           <w:p>
             <w:pPr>
+              <w:keepNext w:val="0"/>
+              <w:keepLines w:val="0"/>
               <w:spacing w:after="40" w:before="40"/>
             </w:pPr>
-            <w:r/>
             <w:r>
-              <w:rPr>
-                <w:b w:val="0"/>
-                <w:sz w:val="17"/>
-              </w:rPr>
-              <w:t>Docker de base de datos</w:t>
+              <w:t>Demo móvil con la empresa</w:t>
             </w:r>
           </w:p>
         </w:tc>
       </w:tr>
       <w:tr>
+        <w:trPr/>
         <w:tc>
           <w:tcPr>
             <w:tcW w:type="dxa" w:w="2448"/>
@@ -535,15 +524,12 @@
           </w:tcPr>
           <w:p>
             <w:pPr>
+              <w:keepNext w:val="0"/>
+              <w:keepLines w:val="0"/>
               <w:spacing w:after="40" w:before="40"/>
             </w:pPr>
-            <w:r/>
             <w:r>
-              <w:rPr>
-                <w:b w:val="0"/>
-                <w:sz w:val="17"/>
-              </w:rPr>
-              <w:t>Manual técnico</w:t>
+              <w:t>205 pruebas y Maps real local</w:t>
             </w:r>
           </w:p>
         </w:tc>
@@ -562,15 +548,12 @@
           </w:tcPr>
           <w:p>
             <w:pPr>
+              <w:keepNext w:val="0"/>
+              <w:keepLines w:val="0"/>
               <w:spacing w:after="40" w:before="40"/>
             </w:pPr>
-            <w:r/>
             <w:r>
-              <w:rPr>
-                <w:b w:val="0"/>
-                <w:sz w:val="17"/>
-              </w:rPr>
-              <w:t>CRUD de clientes</w:t>
+              <w:t>Webhook WhatsApp y agente</w:t>
             </w:r>
           </w:p>
         </w:tc>
@@ -589,15 +572,12 @@
           </w:tcPr>
           <w:p>
             <w:pPr>
+              <w:keepNext w:val="0"/>
+              <w:keepLines w:val="0"/>
               <w:spacing w:after="40" w:before="40"/>
             </w:pPr>
-            <w:r/>
             <w:r>
-              <w:rPr>
-                <w:b w:val="0"/>
-                <w:sz w:val="17"/>
-              </w:rPr>
-              <w:t>Aplicación móvil</w:t>
+              <w:t>Sincronización offline</w:t>
             </w:r>
           </w:p>
         </w:tc>
@@ -616,15 +596,12 @@
           </w:tcPr>
           <w:p>
             <w:pPr>
+              <w:keepNext w:val="0"/>
+              <w:keepLines w:val="0"/>
               <w:spacing w:after="40" w:before="40"/>
             </w:pPr>
-            <w:r/>
             <w:r>
-              <w:rPr>
-                <w:b w:val="0"/>
-                <w:sz w:val="17"/>
-              </w:rPr>
-              <w:t>Login base</w:t>
+              <w:t>Conversación real de Sandbox</w:t>
             </w:r>
           </w:p>
         </w:tc>
@@ -640,6 +617,9 @@
         <w:pStyle w:val="Heading1"/>
       </w:pPr>
       <w:r>
+        <w:rPr>
+          <w:color w:val="000000"/>
+        </w:rPr>
         <w:t>2 Sprint backlog priorizado</w:t>
       </w:r>
     </w:p>
@@ -648,6 +628,14 @@
         <w:tblStyle w:val="TableGrid"/>
         <w:tblW w:type="auto" w:w="0"/>
         <w:tblLook w:firstColumn="1" w:firstRow="1" w:lastColumn="0" w:lastRow="0" w:noHBand="0" w:noVBand="1" w:val="04A0"/>
+        <w:tblBorders>
+          <w:top w:val="single" w:sz="4" w:color="D9D9D9"/>
+          <w:left w:val="single" w:sz="4" w:color="D9D9D9"/>
+          <w:bottom w:val="single" w:sz="4" w:color="D9D9D9"/>
+          <w:right w:val="single" w:sz="4" w:color="D9D9D9"/>
+          <w:insideH w:val="single" w:sz="4" w:color="D9D9D9"/>
+          <w:insideV w:val="single" w:sz="4" w:color="D9D9D9"/>
+        </w:tblBorders>
       </w:tblPr>
       <w:tblGrid>
         <w:gridCol w:w="2016"/>
@@ -657,6 +645,9 @@
         <w:gridCol w:w="2016"/>
       </w:tblGrid>
       <w:tr>
+        <w:trPr>
+          <w:tblHeader/>
+        </w:trPr>
         <w:tc>
           <w:tcPr>
             <w:tcW w:type="dxa" w:w="792"/>
@@ -673,6 +664,8 @@
           </w:tcPr>
           <w:p>
             <w:pPr>
+              <w:keepNext w:val="0"/>
+              <w:keepLines w:val="0"/>
               <w:spacing w:after="40" w:before="40"/>
             </w:pPr>
             <w:r/>
@@ -702,6 +695,8 @@
           </w:tcPr>
           <w:p>
             <w:pPr>
+              <w:keepNext w:val="0"/>
+              <w:keepLines w:val="0"/>
               <w:spacing w:after="40" w:before="40"/>
             </w:pPr>
             <w:r/>
@@ -731,6 +726,8 @@
           </w:tcPr>
           <w:p>
             <w:pPr>
+              <w:keepNext w:val="0"/>
+              <w:keepLines w:val="0"/>
               <w:spacing w:after="40" w:before="40"/>
             </w:pPr>
             <w:r/>
@@ -760,6 +757,8 @@
           </w:tcPr>
           <w:p>
             <w:pPr>
+              <w:keepNext w:val="0"/>
+              <w:keepLines w:val="0"/>
               <w:spacing w:after="40" w:before="40"/>
             </w:pPr>
             <w:r/>
@@ -789,6 +788,8 @@
           </w:tcPr>
           <w:p>
             <w:pPr>
+              <w:keepNext w:val="0"/>
+              <w:keepLines w:val="0"/>
               <w:spacing w:after="40" w:before="40"/>
             </w:pPr>
             <w:r/>
@@ -804,6 +805,7 @@
         </w:tc>
       </w:tr>
       <w:tr>
+        <w:trPr/>
         <w:tc>
           <w:tcPr>
             <w:tcW w:type="dxa" w:w="792"/>
@@ -819,6 +821,8 @@
           </w:tcPr>
           <w:p>
             <w:pPr>
+              <w:keepNext w:val="0"/>
+              <w:keepLines w:val="0"/>
               <w:spacing w:after="40" w:before="40"/>
             </w:pPr>
             <w:r/>
@@ -846,6 +850,8 @@
           </w:tcPr>
           <w:p>
             <w:pPr>
+              <w:keepNext w:val="0"/>
+              <w:keepLines w:val="0"/>
               <w:spacing w:after="40" w:before="40"/>
             </w:pPr>
             <w:r/>
@@ -873,6 +879,8 @@
           </w:tcPr>
           <w:p>
             <w:pPr>
+              <w:keepNext w:val="0"/>
+              <w:keepLines w:val="0"/>
               <w:spacing w:after="40" w:before="40"/>
             </w:pPr>
             <w:r/>
@@ -900,6 +908,8 @@
           </w:tcPr>
           <w:p>
             <w:pPr>
+              <w:keepNext w:val="0"/>
+              <w:keepLines w:val="0"/>
               <w:spacing w:after="40" w:before="40"/>
             </w:pPr>
             <w:r/>
@@ -927,6 +937,8 @@
           </w:tcPr>
           <w:p>
             <w:pPr>
+              <w:keepNext w:val="0"/>
+              <w:keepLines w:val="0"/>
               <w:spacing w:after="40" w:before="40"/>
             </w:pPr>
             <w:r/>
@@ -941,6 +953,7 @@
         </w:tc>
       </w:tr>
       <w:tr>
+        <w:trPr/>
         <w:tc>
           <w:tcPr>
             <w:tcW w:type="dxa" w:w="792"/>
@@ -957,6 +970,8 @@
           </w:tcPr>
           <w:p>
             <w:pPr>
+              <w:keepNext w:val="0"/>
+              <w:keepLines w:val="0"/>
               <w:spacing w:after="40" w:before="40"/>
             </w:pPr>
             <w:r/>
@@ -985,6 +1000,8 @@
           </w:tcPr>
           <w:p>
             <w:pPr>
+              <w:keepNext w:val="0"/>
+              <w:keepLines w:val="0"/>
               <w:spacing w:after="40" w:before="40"/>
             </w:pPr>
             <w:r/>
@@ -1013,6 +1030,8 @@
           </w:tcPr>
           <w:p>
             <w:pPr>
+              <w:keepNext w:val="0"/>
+              <w:keepLines w:val="0"/>
               <w:spacing w:after="40" w:before="40"/>
             </w:pPr>
             <w:r/>
@@ -1041,6 +1060,8 @@
           </w:tcPr>
           <w:p>
             <w:pPr>
+              <w:keepNext w:val="0"/>
+              <w:keepLines w:val="0"/>
               <w:spacing w:after="40" w:before="40"/>
             </w:pPr>
             <w:r/>
@@ -1069,6 +1090,8 @@
           </w:tcPr>
           <w:p>
             <w:pPr>
+              <w:keepNext w:val="0"/>
+              <w:keepLines w:val="0"/>
               <w:spacing w:after="40" w:before="40"/>
             </w:pPr>
             <w:r/>
@@ -1083,6 +1106,7 @@
         </w:tc>
       </w:tr>
       <w:tr>
+        <w:trPr/>
         <w:tc>
           <w:tcPr>
             <w:tcW w:type="dxa" w:w="792"/>
@@ -1098,6 +1122,8 @@
           </w:tcPr>
           <w:p>
             <w:pPr>
+              <w:keepNext w:val="0"/>
+              <w:keepLines w:val="0"/>
               <w:spacing w:after="40" w:before="40"/>
             </w:pPr>
             <w:r/>
@@ -1125,6 +1151,8 @@
           </w:tcPr>
           <w:p>
             <w:pPr>
+              <w:keepNext w:val="0"/>
+              <w:keepLines w:val="0"/>
               <w:spacing w:after="40" w:before="40"/>
             </w:pPr>
             <w:r/>
@@ -1152,6 +1180,8 @@
           </w:tcPr>
           <w:p>
             <w:pPr>
+              <w:keepNext w:val="0"/>
+              <w:keepLines w:val="0"/>
               <w:spacing w:after="40" w:before="40"/>
             </w:pPr>
             <w:r/>
@@ -1179,6 +1209,8 @@
           </w:tcPr>
           <w:p>
             <w:pPr>
+              <w:keepNext w:val="0"/>
+              <w:keepLines w:val="0"/>
               <w:spacing w:after="40" w:before="40"/>
             </w:pPr>
             <w:r/>
@@ -1206,6 +1238,8 @@
           </w:tcPr>
           <w:p>
             <w:pPr>
+              <w:keepNext w:val="0"/>
+              <w:keepLines w:val="0"/>
               <w:spacing w:after="40" w:before="40"/>
             </w:pPr>
             <w:r/>
@@ -1220,6 +1254,7 @@
         </w:tc>
       </w:tr>
       <w:tr>
+        <w:trPr/>
         <w:tc>
           <w:tcPr>
             <w:tcW w:type="dxa" w:w="792"/>
@@ -1236,6 +1271,8 @@
           </w:tcPr>
           <w:p>
             <w:pPr>
+              <w:keepNext w:val="0"/>
+              <w:keepLines w:val="0"/>
               <w:spacing w:after="40" w:before="40"/>
             </w:pPr>
             <w:r/>
@@ -1264,6 +1301,8 @@
           </w:tcPr>
           <w:p>
             <w:pPr>
+              <w:keepNext w:val="0"/>
+              <w:keepLines w:val="0"/>
               <w:spacing w:after="40" w:before="40"/>
             </w:pPr>
             <w:r/>
@@ -1292,6 +1331,8 @@
           </w:tcPr>
           <w:p>
             <w:pPr>
+              <w:keepNext w:val="0"/>
+              <w:keepLines w:val="0"/>
               <w:spacing w:after="40" w:before="40"/>
             </w:pPr>
             <w:r/>
@@ -1320,6 +1361,8 @@
           </w:tcPr>
           <w:p>
             <w:pPr>
+              <w:keepNext w:val="0"/>
+              <w:keepLines w:val="0"/>
               <w:spacing w:after="40" w:before="40"/>
             </w:pPr>
             <w:r/>
@@ -1348,6 +1391,8 @@
           </w:tcPr>
           <w:p>
             <w:pPr>
+              <w:keepNext w:val="0"/>
+              <w:keepLines w:val="0"/>
               <w:spacing w:after="40" w:before="40"/>
             </w:pPr>
             <w:r/>
@@ -1362,6 +1407,7 @@
         </w:tc>
       </w:tr>
       <w:tr>
+        <w:trPr/>
         <w:tc>
           <w:tcPr>
             <w:tcW w:type="dxa" w:w="792"/>
@@ -1377,6 +1423,8 @@
           </w:tcPr>
           <w:p>
             <w:pPr>
+              <w:keepNext w:val="0"/>
+              <w:keepLines w:val="0"/>
               <w:spacing w:after="40" w:before="40"/>
             </w:pPr>
             <w:r/>
@@ -1404,6 +1452,8 @@
           </w:tcPr>
           <w:p>
             <w:pPr>
+              <w:keepNext w:val="0"/>
+              <w:keepLines w:val="0"/>
               <w:spacing w:after="40" w:before="40"/>
             </w:pPr>
             <w:r/>
@@ -1431,6 +1481,8 @@
           </w:tcPr>
           <w:p>
             <w:pPr>
+              <w:keepNext w:val="0"/>
+              <w:keepLines w:val="0"/>
               <w:spacing w:after="40" w:before="40"/>
             </w:pPr>
             <w:r/>
@@ -1458,6 +1510,8 @@
           </w:tcPr>
           <w:p>
             <w:pPr>
+              <w:keepNext w:val="0"/>
+              <w:keepLines w:val="0"/>
               <w:spacing w:after="40" w:before="40"/>
             </w:pPr>
             <w:r/>
@@ -1485,6 +1539,8 @@
           </w:tcPr>
           <w:p>
             <w:pPr>
+              <w:keepNext w:val="0"/>
+              <w:keepLines w:val="0"/>
               <w:spacing w:after="40" w:before="40"/>
             </w:pPr>
             <w:r/>
@@ -1499,6 +1555,7 @@
         </w:tc>
       </w:tr>
       <w:tr>
+        <w:trPr/>
         <w:tc>
           <w:tcPr>
             <w:tcW w:type="dxa" w:w="792"/>
@@ -1515,6 +1572,8 @@
           </w:tcPr>
           <w:p>
             <w:pPr>
+              <w:keepNext w:val="0"/>
+              <w:keepLines w:val="0"/>
               <w:spacing w:after="40" w:before="40"/>
             </w:pPr>
             <w:r/>
@@ -1543,6 +1602,8 @@
           </w:tcPr>
           <w:p>
             <w:pPr>
+              <w:keepNext w:val="0"/>
+              <w:keepLines w:val="0"/>
               <w:spacing w:after="40" w:before="40"/>
             </w:pPr>
             <w:r/>
@@ -1571,6 +1632,8 @@
           </w:tcPr>
           <w:p>
             <w:pPr>
+              <w:keepNext w:val="0"/>
+              <w:keepLines w:val="0"/>
               <w:spacing w:after="40" w:before="40"/>
             </w:pPr>
             <w:r/>
@@ -1599,15 +1662,12 @@
           </w:tcPr>
           <w:p>
             <w:pPr>
+              <w:keepNext w:val="0"/>
+              <w:keepLines w:val="0"/>
               <w:spacing w:after="40" w:before="40"/>
             </w:pPr>
-            <w:r/>
             <w:r>
-              <w:rPr>
-                <w:b w:val="0"/>
-                <w:sz w:val="17"/>
-              </w:rPr>
-              <w:t>Juan/Pedro</w:t>
+              <w:t>Pedro</w:t>
             </w:r>
           </w:p>
         </w:tc>
@@ -1627,6 +1687,8 @@
           </w:tcPr>
           <w:p>
             <w:pPr>
+              <w:keepNext w:val="0"/>
+              <w:keepLines w:val="0"/>
               <w:spacing w:after="40" w:before="40"/>
             </w:pPr>
             <w:r/>
@@ -1641,6 +1703,7 @@
         </w:tc>
       </w:tr>
       <w:tr>
+        <w:trPr/>
         <w:tc>
           <w:tcPr>
             <w:tcW w:type="dxa" w:w="792"/>
@@ -1656,6 +1719,8 @@
           </w:tcPr>
           <w:p>
             <w:pPr>
+              <w:keepNext w:val="0"/>
+              <w:keepLines w:val="0"/>
               <w:spacing w:after="40" w:before="40"/>
             </w:pPr>
             <w:r/>
@@ -1683,6 +1748,8 @@
           </w:tcPr>
           <w:p>
             <w:pPr>
+              <w:keepNext w:val="0"/>
+              <w:keepLines w:val="0"/>
               <w:spacing w:after="40" w:before="40"/>
             </w:pPr>
             <w:r/>
@@ -1710,6 +1777,8 @@
           </w:tcPr>
           <w:p>
             <w:pPr>
+              <w:keepNext w:val="0"/>
+              <w:keepLines w:val="0"/>
               <w:spacing w:after="40" w:before="40"/>
             </w:pPr>
             <w:r/>
@@ -1737,6 +1806,8 @@
           </w:tcPr>
           <w:p>
             <w:pPr>
+              <w:keepNext w:val="0"/>
+              <w:keepLines w:val="0"/>
               <w:spacing w:after="40" w:before="40"/>
             </w:pPr>
             <w:r/>
@@ -1764,20 +1835,18 @@
           </w:tcPr>
           <w:p>
             <w:pPr>
+              <w:keepNext w:val="0"/>
+              <w:keepLines w:val="0"/>
               <w:spacing w:after="40" w:before="40"/>
             </w:pPr>
-            <w:r/>
             <w:r>
-              <w:rPr>
-                <w:b w:val="0"/>
-                <w:sz w:val="17"/>
-              </w:rPr>
-              <w:t>Operador valida cambios</w:t>
+              <w:t>Diseño de IA y gestión manual existente; generación automática no entregada.</w:t>
             </w:r>
           </w:p>
         </w:tc>
       </w:tr>
       <w:tr>
+        <w:trPr/>
         <w:tc>
           <w:tcPr>
             <w:tcW w:type="dxa" w:w="792"/>
@@ -1794,6 +1863,8 @@
           </w:tcPr>
           <w:p>
             <w:pPr>
+              <w:keepNext w:val="0"/>
+              <w:keepLines w:val="0"/>
               <w:spacing w:after="40" w:before="40"/>
             </w:pPr>
             <w:r/>
@@ -1822,6 +1893,8 @@
           </w:tcPr>
           <w:p>
             <w:pPr>
+              <w:keepNext w:val="0"/>
+              <w:keepLines w:val="0"/>
               <w:spacing w:after="40" w:before="40"/>
             </w:pPr>
             <w:r/>
@@ -1850,6 +1923,8 @@
           </w:tcPr>
           <w:p>
             <w:pPr>
+              <w:keepNext w:val="0"/>
+              <w:keepLines w:val="0"/>
               <w:spacing w:after="40" w:before="40"/>
             </w:pPr>
             <w:r/>
@@ -1878,6 +1953,8 @@
           </w:tcPr>
           <w:p>
             <w:pPr>
+              <w:keepNext w:val="0"/>
+              <w:keepLines w:val="0"/>
               <w:spacing w:after="40" w:before="40"/>
             </w:pPr>
             <w:r/>
@@ -1906,6 +1983,8 @@
           </w:tcPr>
           <w:p>
             <w:pPr>
+              <w:keepNext w:val="0"/>
+              <w:keepLines w:val="0"/>
               <w:spacing w:after="40" w:before="40"/>
             </w:pPr>
             <w:r/>
@@ -1920,6 +1999,7 @@
         </w:tc>
       </w:tr>
       <w:tr>
+        <w:trPr/>
         <w:tc>
           <w:tcPr>
             <w:tcW w:type="dxa" w:w="792"/>
@@ -1935,6 +2015,8 @@
           </w:tcPr>
           <w:p>
             <w:pPr>
+              <w:keepNext w:val="0"/>
+              <w:keepLines w:val="0"/>
               <w:spacing w:after="40" w:before="40"/>
             </w:pPr>
             <w:r/>
@@ -1962,6 +2044,8 @@
           </w:tcPr>
           <w:p>
             <w:pPr>
+              <w:keepNext w:val="0"/>
+              <w:keepLines w:val="0"/>
               <w:spacing w:after="40" w:before="40"/>
             </w:pPr>
             <w:r/>
@@ -1989,6 +2073,8 @@
           </w:tcPr>
           <w:p>
             <w:pPr>
+              <w:keepNext w:val="0"/>
+              <w:keepLines w:val="0"/>
               <w:spacing w:after="40" w:before="40"/>
             </w:pPr>
             <w:r/>
@@ -2016,6 +2102,8 @@
           </w:tcPr>
           <w:p>
             <w:pPr>
+              <w:keepNext w:val="0"/>
+              <w:keepLines w:val="0"/>
               <w:spacing w:after="40" w:before="40"/>
             </w:pPr>
             <w:r/>
@@ -2043,20 +2131,18 @@
           </w:tcPr>
           <w:p>
             <w:pPr>
+              <w:keepNext w:val="0"/>
+              <w:keepLines w:val="0"/>
               <w:spacing w:after="40" w:before="40"/>
             </w:pPr>
-            <w:r/>
             <w:r>
-              <w:rPr>
-                <w:b w:val="0"/>
-                <w:sz w:val="17"/>
-              </w:rPr>
-              <w:t>Sincronización probada</w:t>
+              <w:t>Esqueleto SQLite; sincronización no implementada ni probada.</w:t>
             </w:r>
           </w:p>
         </w:tc>
       </w:tr>
       <w:tr>
+        <w:trPr/>
         <w:tc>
           <w:tcPr>
             <w:tcW w:type="dxa" w:w="792"/>
@@ -2073,6 +2159,8 @@
           </w:tcPr>
           <w:p>
             <w:pPr>
+              <w:keepNext w:val="0"/>
+              <w:keepLines w:val="0"/>
               <w:spacing w:after="40" w:before="40"/>
             </w:pPr>
             <w:r/>
@@ -2101,6 +2189,8 @@
           </w:tcPr>
           <w:p>
             <w:pPr>
+              <w:keepNext w:val="0"/>
+              <w:keepLines w:val="0"/>
               <w:spacing w:after="40" w:before="40"/>
             </w:pPr>
             <w:r/>
@@ -2129,6 +2219,8 @@
           </w:tcPr>
           <w:p>
             <w:pPr>
+              <w:keepNext w:val="0"/>
+              <w:keepLines w:val="0"/>
               <w:spacing w:after="40" w:before="40"/>
             </w:pPr>
             <w:r/>
@@ -2157,6 +2249,8 @@
           </w:tcPr>
           <w:p>
             <w:pPr>
+              <w:keepNext w:val="0"/>
+              <w:keepLines w:val="0"/>
               <w:spacing w:after="40" w:before="40"/>
             </w:pPr>
             <w:r/>
@@ -2185,20 +2279,18 @@
           </w:tcPr>
           <w:p>
             <w:pPr>
+              <w:keepNext w:val="0"/>
+              <w:keepLines w:val="0"/>
               <w:spacing w:after="40" w:before="40"/>
             </w:pPr>
-            <w:r/>
             <w:r>
-              <w:rPr>
-                <w:b w:val="0"/>
-                <w:sz w:val="17"/>
-              </w:rPr>
-              <w:t>Evidencias archivadas</w:t>
+              <w:t>205/205 el 20/10: 98 frontend y 107 backend, incluidas las 30 de aislamiento. El historial de ejecuciones anteriores se conserva por separado.</w:t>
             </w:r>
           </w:p>
         </w:tc>
       </w:tr>
       <w:tr>
+        <w:trPr/>
         <w:tc>
           <w:tcPr>
             <w:tcW w:type="dxa" w:w="792"/>
@@ -2214,6 +2306,8 @@
           </w:tcPr>
           <w:p>
             <w:pPr>
+              <w:keepNext w:val="0"/>
+              <w:keepLines w:val="0"/>
               <w:spacing w:after="40" w:before="40"/>
             </w:pPr>
             <w:r/>
@@ -2241,6 +2335,8 @@
           </w:tcPr>
           <w:p>
             <w:pPr>
+              <w:keepNext w:val="0"/>
+              <w:keepLines w:val="0"/>
               <w:spacing w:after="40" w:before="40"/>
             </w:pPr>
             <w:r/>
@@ -2268,6 +2364,8 @@
           </w:tcPr>
           <w:p>
             <w:pPr>
+              <w:keepNext w:val="0"/>
+              <w:keepLines w:val="0"/>
               <w:spacing w:after="40" w:before="40"/>
             </w:pPr>
             <w:r/>
@@ -2295,15 +2393,12 @@
           </w:tcPr>
           <w:p>
             <w:pPr>
+              <w:keepNext w:val="0"/>
+              <w:keepLines w:val="0"/>
               <w:spacing w:after="40" w:before="40"/>
             </w:pPr>
-            <w:r/>
             <w:r>
-              <w:rPr>
-                <w:b w:val="0"/>
-                <w:sz w:val="17"/>
-              </w:rPr>
-              <w:t>Pedro</w:t>
+              <w:t>Equipo; Juan coordina al cliente</w:t>
             </w:r>
           </w:p>
         </w:tc>
@@ -2322,15 +2417,114 @@
           </w:tcPr>
           <w:p>
             <w:pPr>
+              <w:keepNext w:val="0"/>
+              <w:keepLines w:val="0"/>
               <w:spacing w:after="40" w:before="40"/>
             </w:pPr>
-            <w:r/>
             <w:r>
-              <w:rPr>
-                <w:b w:val="0"/>
-                <w:sz w:val="17"/>
-              </w:rPr>
-              <w:t>Acta de aceptación</w:t>
+              <w:t>Documentos revisados; acta requiere sesión y firma del cliente.</w:t>
+            </w:r>
+          </w:p>
+        </w:tc>
+      </w:tr>
+      <w:tr>
+        <w:tc>
+          <w:tcPr>
+            <w:tcW w:type="dxa" w:w="792"/>
+            <w:vAlign w:val="center"/>
+            <w:tcBorders>
+              <w:top w:val="single" w:sz="4" w:color="D9E2DD"/>
+              <w:left w:val="single" w:sz="4" w:color="D9E2DD"/>
+              <w:bottom w:val="single" w:sz="4" w:color="D9E2DD"/>
+              <w:right w:val="single" w:sz="4" w:color="D9E2DD"/>
+              <w:insideH w:val="single" w:sz="4" w:color="D9E2DD"/>
+              <w:insideV w:val="single" w:sz="4" w:color="D9E2DD"/>
+            </w:tcBorders>
+          </w:tcPr>
+          <w:p>
+            <w:pPr/>
+            <w:r>
+              <w:t>S10</w:t>
+            </w:r>
+          </w:p>
+        </w:tc>
+        <w:tc>
+          <w:tcPr>
+            <w:tcW w:type="dxa" w:w="1944"/>
+            <w:vAlign w:val="center"/>
+            <w:tcBorders>
+              <w:top w:val="single" w:sz="4" w:color="D9E2DD"/>
+              <w:left w:val="single" w:sz="4" w:color="D9E2DD"/>
+              <w:bottom w:val="single" w:sz="4" w:color="D9E2DD"/>
+              <w:right w:val="single" w:sz="4" w:color="D9E2DD"/>
+              <w:insideH w:val="single" w:sz="4" w:color="D9E2DD"/>
+              <w:insideV w:val="single" w:sz="4" w:color="D9E2DD"/>
+            </w:tcBorders>
+          </w:tcPr>
+          <w:p>
+            <w:pPr/>
+            <w:r>
+              <w:t>Consulta de croquis web</w:t>
+            </w:r>
+          </w:p>
+        </w:tc>
+        <w:tc>
+          <w:tcPr>
+            <w:tcW w:type="dxa" w:w="3888"/>
+            <w:vAlign w:val="center"/>
+            <w:tcBorders>
+              <w:top w:val="single" w:sz="4" w:color="D9E2DD"/>
+              <w:left w:val="single" w:sz="4" w:color="D9E2DD"/>
+              <w:bottom w:val="single" w:sz="4" w:color="D9E2DD"/>
+              <w:right w:val="single" w:sz="4" w:color="D9E2DD"/>
+              <w:insideH w:val="single" w:sz="4" w:color="D9E2DD"/>
+              <w:insideV w:val="single" w:sz="4" w:color="D9E2DD"/>
+            </w:tcBorders>
+          </w:tcPr>
+          <w:p>
+            <w:pPr/>
+            <w:r>
+              <w:t>PANEL-CROQ-01: visor de solo lectura por visita, trampas y fotos privadas</w:t>
+            </w:r>
+          </w:p>
+        </w:tc>
+        <w:tc>
+          <w:tcPr>
+            <w:tcW w:type="dxa" w:w="1512"/>
+            <w:vAlign w:val="center"/>
+            <w:tcBorders>
+              <w:top w:val="single" w:sz="4" w:color="D9E2DD"/>
+              <w:left w:val="single" w:sz="4" w:color="D9E2DD"/>
+              <w:bottom w:val="single" w:sz="4" w:color="D9E2DD"/>
+              <w:right w:val="single" w:sz="4" w:color="D9E2DD"/>
+              <w:insideH w:val="single" w:sz="4" w:color="D9E2DD"/>
+              <w:insideV w:val="single" w:sz="4" w:color="D9E2DD"/>
+            </w:tcBorders>
+          </w:tcPr>
+          <w:p>
+            <w:pPr/>
+            <w:r>
+              <w:t>Juan</w:t>
+            </w:r>
+          </w:p>
+        </w:tc>
+        <w:tc>
+          <w:tcPr>
+            <w:tcW w:type="dxa" w:w="1800"/>
+            <w:vAlign w:val="center"/>
+            <w:tcBorders>
+              <w:top w:val="single" w:sz="4" w:color="D9E2DD"/>
+              <w:left w:val="single" w:sz="4" w:color="D9E2DD"/>
+              <w:bottom w:val="single" w:sz="4" w:color="D9E2DD"/>
+              <w:right w:val="single" w:sz="4" w:color="D9E2DD"/>
+              <w:insideH w:val="single" w:sz="4" w:color="D9E2DD"/>
+              <w:insideV w:val="single" w:sz="4" w:color="D9E2DD"/>
+            </w:tcBorders>
+          </w:tcPr>
+          <w:p>
+            <w:pPr/>
+            <w:r>
+              <w:t>Verificado localmente: Maps real en localhost:5173 y 30/30 casos de aislamiento tras PR #14. Pendiente la aceptación del cliente, no la corrección técnica de empresa.</w:t>
             </w:r>
           </w:p>
         </w:tc>
@@ -2346,6 +2540,9 @@
         <w:pStyle w:val="Heading1"/>
       </w:pPr>
       <w:r>
+        <w:rPr>
+          <w:color w:val="000000"/>
+        </w:rPr>
         <w:t>3 Reglas de trabajo</w:t>
       </w:r>
     </w:p>
@@ -2383,6 +2580,34 @@
       </w:pPr>
       <w:r>
         <w:t>Una historia se considera Terminada solo cuando cumple la Definition of Done.</w:t>
+      </w:r>
+    </w:p>
+    <w:p>
+      <w:pPr>
+        <w:pStyle w:val="Heading1"/>
+      </w:pPr>
+      <w:r>
+        <w:t>4 Consulta del croquis desde el panel</w:t>
+      </w:r>
+    </w:p>
+    <w:p>
+      <w:r>
+        <w:t>PANEL-CROQ-01. Como administrador o coordinador quiero consultar el croquis de una visita de mi empresa para revisar las trampas y sus fotos sin alterar el registro del técnico. Prioridad alta. Responsable Juan.</w:t>
+      </w:r>
+    </w:p>
+    <w:p>
+      <w:r>
+        <w:t>Aceptación: abrir desde Agenda; consultar únicamente con GET; conservar las retiradas en gris; distinguir sugerencias IA sin confirmar; descargar fotos con Authorization en el header; ofrecer mensajes y reintento ante 401, 403, 404 o fallo de red. La falta de Maps no impide consultar el listado y las fotos.</w:t>
+      </w:r>
+    </w:p>
+    <w:p>
+      <w:r>
+        <w:t>Estado técnico al 20/10: visor y fotos comprobados con datos sintéticos; mapa real y selección verificados en localhost:5173. El PR #14 de Javier está integrado en la base 7f635f9 de juan y los 30 casos de aislamiento aprobaron. La aceptación del cliente sigue pendiente y el mapa no se probó en un despliegue remoto.</w:t>
+      </w:r>
+    </w:p>
+    <w:p>
+      <w:r>
+        <w:t>Evidencia actual: Verificacion_PR14_2026-10-20.md y Croquis_maps_real_2026-10-20.md, en Fase 2/Evidencias Proyecto/pruebas. Croquis_web_2026-10-19.md conserva el historial. El visor consulta el registro del técnico; no genera planos interiores ni propone trampas por IA.</w:t>
       </w:r>
     </w:p>
     <w:sectPr>
@@ -3172,7 +3397,7 @@
       <w:rFonts w:asciiTheme="majorHAnsi" w:eastAsiaTheme="majorEastAsia" w:hAnsiTheme="majorHAnsi" w:cstheme="majorBidi"/>
       <w:i/>
       <w:iCs/>
-      <w:color w:val="4F81BD" w:themeColor="accent1"/>
+      <w:color w:val="000000"/>
       <w:spacing w:val="15"/>
       <w:sz w:val="24"/>
       <w:szCs w:val="24"/>
